--- a/tillsyn/S 3506-2024 tillsynsbegäran.docx
+++ b/tillsyn/S 3506-2024 tillsynsbegäran.docx
@@ -2381,7 +2381,7 @@
     <w:r>
       <w:tab/>
       <w:tab/>
-      <w:t>2026-09-14</w:t>
+      <w:t>2026-09-15</w:t>
       <w:br/>
       <w:br/>
     </w:r>

--- a/tillsyn/S 3506-2024 tillsynsbegäran.docx
+++ b/tillsyn/S 3506-2024 tillsynsbegäran.docx
@@ -2381,7 +2381,7 @@
     <w:r>
       <w:tab/>
       <w:tab/>
-      <w:t>2026-09-15</w:t>
+      <w:t>2026-09-16</w:t>
       <w:br/>
       <w:br/>
     </w:r>

--- a/tillsyn/S 3506-2024 tillsynsbegäran.docx
+++ b/tillsyn/S 3506-2024 tillsynsbegäran.docx
@@ -2381,7 +2381,7 @@
     <w:r>
       <w:tab/>
       <w:tab/>
-      <w:t>2026-09-16</w:t>
+      <w:t>2026-09-17</w:t>
       <w:br/>
       <w:br/>
     </w:r>

--- a/tillsyn/S 3506-2024 tillsynsbegäran.docx
+++ b/tillsyn/S 3506-2024 tillsynsbegäran.docx
@@ -2381,7 +2381,7 @@
     <w:r>
       <w:tab/>
       <w:tab/>
-      <w:t>2026-09-17</w:t>
+      <w:t>2026-09-18</w:t>
       <w:br/>
       <w:br/>
     </w:r>

--- a/tillsyn/S 3506-2024 tillsynsbegäran.docx
+++ b/tillsyn/S 3506-2024 tillsynsbegäran.docx
@@ -2381,7 +2381,7 @@
     <w:r>
       <w:tab/>
       <w:tab/>
-      <w:t>2026-09-18</w:t>
+      <w:t>2026-09-19</w:t>
       <w:br/>
       <w:br/>
     </w:r>

--- a/tillsyn/S 3506-2024 tillsynsbegäran.docx
+++ b/tillsyn/S 3506-2024 tillsynsbegäran.docx
@@ -2381,7 +2381,7 @@
     <w:r>
       <w:tab/>
       <w:tab/>
-      <w:t>2026-09-19</w:t>
+      <w:t>2026-09-21</w:t>
       <w:br/>
       <w:br/>
     </w:r>

--- a/tillsyn/S 3506-2024 tillsynsbegäran.docx
+++ b/tillsyn/S 3506-2024 tillsynsbegäran.docx
@@ -2381,7 +2381,7 @@
     <w:r>
       <w:tab/>
       <w:tab/>
-      <w:t>2026-09-21</w:t>
+      <w:t>2026-09-23</w:t>
       <w:br/>
       <w:br/>
     </w:r>

--- a/tillsyn/S 3506-2024 tillsynsbegäran.docx
+++ b/tillsyn/S 3506-2024 tillsynsbegäran.docx
@@ -2381,7 +2381,7 @@
     <w:r>
       <w:tab/>
       <w:tab/>
-      <w:t>2026-09-23</w:t>
+      <w:t>2026-09-24</w:t>
       <w:br/>
       <w:br/>
     </w:r>

--- a/tillsyn/S 3506-2024 tillsynsbegäran.docx
+++ b/tillsyn/S 3506-2024 tillsynsbegäran.docx
@@ -2381,7 +2381,7 @@
     <w:r>
       <w:tab/>
       <w:tab/>
-      <w:t>2026-09-24</w:t>
+      <w:t>2026-09-25</w:t>
       <w:br/>
       <w:br/>
     </w:r>

--- a/tillsyn/S 3506-2024 tillsynsbegäran.docx
+++ b/tillsyn/S 3506-2024 tillsynsbegäran.docx
@@ -2381,7 +2381,7 @@
     <w:r>
       <w:tab/>
       <w:tab/>
-      <w:t>2026-09-25</w:t>
+      <w:t>2026-09-26</w:t>
       <w:br/>
       <w:br/>
     </w:r>

--- a/tillsyn/S 3506-2024 tillsynsbegäran.docx
+++ b/tillsyn/S 3506-2024 tillsynsbegäran.docx
@@ -2381,7 +2381,7 @@
     <w:r>
       <w:tab/>
       <w:tab/>
-      <w:t>2026-09-26</w:t>
+      <w:t>2026-09-27</w:t>
       <w:br/>
       <w:br/>
     </w:r>

--- a/tillsyn/S 3506-2024 tillsynsbegäran.docx
+++ b/tillsyn/S 3506-2024 tillsynsbegäran.docx
@@ -2381,7 +2381,7 @@
     <w:r>
       <w:tab/>
       <w:tab/>
-      <w:t>2026-09-27</w:t>
+      <w:t>2026-09-28</w:t>
       <w:br/>
       <w:br/>
     </w:r>

--- a/tillsyn/S 3506-2024 tillsynsbegäran.docx
+++ b/tillsyn/S 3506-2024 tillsynsbegäran.docx
@@ -2381,7 +2381,7 @@
     <w:r>
       <w:tab/>
       <w:tab/>
-      <w:t>2026-09-28</w:t>
+      <w:t>2026-09-29</w:t>
       <w:br/>
       <w:br/>
     </w:r>

--- a/tillsyn/S 3506-2024 tillsynsbegäran.docx
+++ b/tillsyn/S 3506-2024 tillsynsbegäran.docx
@@ -2381,7 +2381,7 @@
     <w:r>
       <w:tab/>
       <w:tab/>
-      <w:t>2026-09-29</w:t>
+      <w:t>2026-09-30</w:t>
       <w:br/>
       <w:br/>
     </w:r>

--- a/tillsyn/S 3506-2024 tillsynsbegäran.docx
+++ b/tillsyn/S 3506-2024 tillsynsbegäran.docx
@@ -22,7 +22,7 @@
       <w:r>
         <w:drawing>
           <wp:inline xmlns:a="http://schemas.openxmlformats.org/drawingml/2006/main" xmlns:pic="http://schemas.openxmlformats.org/drawingml/2006/picture">
-            <wp:extent cx="5486400" cy="5050882"/>
+            <wp:extent cx="5486400" cy="5525993"/>
             <wp:docPr id="1" name="Picture 1"/>
             <wp:cNvGraphicFramePr>
               <a:graphicFrameLocks noChangeAspect="1"/>
@@ -43,7 +43,7 @@
                   <pic:spPr>
                     <a:xfrm>
                       <a:off x="0" y="0"/>
-                      <a:ext cx="5486400" cy="5050882"/>
+                      <a:ext cx="5486400" cy="5525993"/>
                     </a:xfrm>
                     <a:prstGeom prst="rect"/>
                   </pic:spPr>
@@ -65,7 +65,7 @@
     </w:p>
     <w:p>
       <w:r>
-        <w:t>I och inom 25 meter från samrådsanmälan finns fynd av 38 naturvårdsarter, varav 19 är rödlistade, 12 är fridlysta, 27 är typiska (T) och 17 är signalarter (S): garnlav (VU, T), gränsticka (VU, T), knärot (VU, T, §8), smalskaftslav (VU), doftskinn (NT, T), gammelgransskål (NT, T), kötticka (NT), lavskrika (NT, T, §4), liten svartspik (NT), lunglav (NT, T), rosenticka (NT, T), rynkskinn (NT, T), skogsfru (NT, §8), skrovellav (NT, T), stjärntagging (NT, T), talltita (NT, §4), tretåig hackspett (NT, T, §4), ullticka (NT, T), vitgrynig nållav (NT), bårdlav (S, T), grönkulla (S, T, §8), gulnål (S, T), gytterlav (S, T), korallblylav (S, T), korallrot (S, T, §8), kransrams (S, T), luddlav (S, T), mörk husmossa (S, T), plattlummer (S, T, §9), rödgul trumpetsvamp (S), spindelblomster (S, T, §8), stuplav (S, T), svavelriska (S), trådfräken (S), tvåblad (S, §8), vedticka (S, T), järpe (T, §4) och revlummer (§9). Se Figur 1.</w:t>
+        <w:t>I och inom 25 meter från samrådsanmälan finns fynd av 41 naturvårdsarter, varav 19 är rödlistade, 15 är fridlysta, 28 är typiska (T) och 18 är signalarter (S): garnlav (VU, T), gränsticka (VU, T), knärot (VU, T, §8), smalskaftslav (VU), doftskinn (NT, T), gammelgransskål (NT, T), kötticka (NT), lavskrika (NT, T, §4), liten svartspik (NT), lunglav (NT, T), rosenticka (NT, T), rynkskinn (NT, T), skogsfru (NT, §8), skrovellav (NT, T), stjärntagging (NT, T), talltita (NT, §4), tretåig hackspett (NT, T, §4), ullticka (NT, T), vitgrynig nållav (NT), bårdlav (S, T), grönkulla (S, T, §8), guckusko (S, T, §7), gulnål (S, T), gytterlav (S, T), korallblylav (S, T), korallrot (S, T, §8), kransrams (S, T), luddlav (S, T), mörk husmossa (S, T), plattlummer (S, T, §9), rödgul trumpetsvamp (S), spindelblomster (S, T, §8), stuplav (S, T), svavelriska (S), trådfräken (S), tvåblad (S, §8), vedticka (S, T), järpe (T, §4), brudsporre (§8), fläcknycklar (§8) och revlummer (§9). Se Figur 1.</w:t>
       </w:r>
     </w:p>
     <w:p>
@@ -744,6 +744,26 @@
         <w:rPr>
           <w:b/>
         </w:rPr>
+        <w:t>Guckusko (§7)</w:t>
+      </w:r>
+      <w:r>
+        <w:t xml:space="preserve"> omfattas av EU:s art- och habitatdirektiv och är fridlyst enligt §7 Artskyddsförordningen (bilaga 1) vilket innebär att hela dess livsmiljö ska bevaras. Guckusko är beroende av hög och jämn luftfuktighet i gamla, ostörda skogsmiljöer och är känslig för snabba förändringar av ljus-/vindförhållanden eller uttorkning. Den förekommer främst i skogar som inte påverkats av kraftig störning, till exempel slutavverkning, markberedning, körskador, gödsling eller dikning. Guckusko är rödlistad som nära hotad (NT) i den europeiska rödlistan och Sverige hyser mer än halva den beräknade populationen av arten i EU, vilket innebär att vi har ett internationellt ansvar för arten. Guckusko är typisk art för </w:t>
+      </w:r>
+      <w:r>
+        <w:rPr>
+          <w:i/>
+        </w:rPr>
+        <w:t>9050 Näringsrik granskog</w:t>
+      </w:r>
+      <w:r>
+        <w:t xml:space="preserve"> (SLU Artdatabanken, 2021; IUCN, 2011).</w:t>
+      </w:r>
+    </w:p>
+    <w:p>
+      <w:r>
+        <w:rPr>
+          <w:b/>
+        </w:rPr>
         <w:t>Gulnål</w:t>
       </w:r>
       <w:r>
@@ -1135,7 +1155,7 @@
     </w:p>
     <w:p>
       <w:r>
-        <w:t>Följande typiska arter har sina livsmiljöer och växtplatser i den samrådsanmälda skogen: garnlav (VU, T), gränsticka (VU, T), knärot (VU, T, §8), doftskinn (NT, T), gammelgransskål (NT, T), lavskrika (NT, T, §4), lunglav (NT, T), rosenticka (NT, T), rynkskinn (NT, T), skrovellav (NT, T), stjärntagging (NT, T), tretåig hackspett (NT, T, §4), ullticka (NT, T), bårdlav (S, T), grönkulla (S, T, §8), gulnål (S, T), gytterlav (S, T), korallblylav (S, T), korallrot (S, T, §8), kransrams (S, T), luddlav (S, T), mörk husmossa (S, T), plattlummer (S, T, §9), spindelblomster (S, T, §8), stuplav (S, T), vedticka (S, T) och järpe (T, §4).</w:t>
+        <w:t>Följande typiska arter har sina livsmiljöer och växtplatser i den samrådsanmälda skogen: garnlav (VU, T), gränsticka (VU, T), knärot (VU, T, §8), doftskinn (NT, T), gammelgransskål (NT, T), lavskrika (NT, T, §4), lunglav (NT, T), rosenticka (NT, T), rynkskinn (NT, T), skrovellav (NT, T), stjärntagging (NT, T), tretåig hackspett (NT, T, §4), ullticka (NT, T), bårdlav (S, T), grönkulla (S, T, §8), guckusko (S, T, §7), gulnål (S, T), gytterlav (S, T), korallblylav (S, T), korallrot (S, T, §8), kransrams (S, T), luddlav (S, T), mörk husmossa (S, T), plattlummer (S, T, §9), spindelblomster (S, T, §8), stuplav (S, T), vedticka (S, T) och järpe (T, §4).</w:t>
       </w:r>
     </w:p>
     <w:p>
@@ -1945,6 +1965,41 @@
       </w:r>
       <w:r>
         <w:t>Acta Ornithologica 40(1): 53–60.</w:t>
+      </w:r>
+    </w:p>
+    <w:p>
+      <w:pPr>
+        <w:pStyle w:val="Heading1"/>
+      </w:pPr>
+      <w:r>
+        <w:t>Guckusko – ekologi samt krav på livsmiljön</w:t>
+      </w:r>
+    </w:p>
+    <w:p>
+      <w:r>
+        <w:t>Guckusko omfattas av EU:s art- och habitatdirektiv och är fridlyst enligt §7 Artskyddsförordningen (bilaga 1) vilket innebär att hela dess livsmiljö ska bevaras. Guckusko är beroende av hög och jämn luftfuktighet i gamla, ostörda skogsmiljöer och är känslig för snabba förändringar av ljus-/vindförhållanden eller uttorkning. Den förekommer främst i skogar som inte påverkats av kraftig störning, till exempel slutavverkning, markberedning, körskador, gödsling eller dikning (SLU Artdatabanken, 2021).Dikning och slutavverkning av guckuskons växtplatser är ett direkt hot mot arten och bör undvikas. Kalavverkning missgynnar arten, dels om hyggesavfall lämnas, vilket kan kväva enskilda bestånd, dels indirekt genom att mer konkurrensstarka arter gynnas. Körskador av skogsmaskiner och hyggesplöjning kan leda till lokalt ändrad hydrologi, då de mullrika, fuktiga jordarna är mjuka. Sverige hyser mer än halva den beräknade populationen av arten i EU, vilket innebär att vi har ett internationellt ansvar för arten (SLU Artdatabanken, 2021).</w:t>
+      </w:r>
+    </w:p>
+    <w:p>
+      <w:pPr>
+        <w:pStyle w:val="Heading2"/>
+      </w:pPr>
+      <w:r>
+        <w:t>Referenser – guckusko</w:t>
+      </w:r>
+    </w:p>
+    <w:p>
+      <w:r>
+        <w:t xml:space="preserve">SLU Artdatabanken, 2021. </w:t>
+      </w:r>
+      <w:r>
+        <w:rPr>
+          <w:i/>
+        </w:rPr>
+        <w:t xml:space="preserve">Artfaktablad. Naturvård – artfakta. </w:t>
+      </w:r>
+      <w:r>
+        <w:t>SLU Artdatabanken, Uppsala</w:t>
       </w:r>
     </w:p>
     <w:p>
@@ -2381,7 +2436,7 @@
     <w:r>
       <w:tab/>
       <w:tab/>
-      <w:t>2026-09-30</w:t>
+      <w:t>2026-10-01</w:t>
       <w:br/>
       <w:br/>
     </w:r>

--- a/tillsyn/S 3506-2024 tillsynsbegäran.docx
+++ b/tillsyn/S 3506-2024 tillsynsbegäran.docx
@@ -2436,7 +2436,7 @@
     <w:r>
       <w:tab/>
       <w:tab/>
-      <w:t>2026-10-01</w:t>
+      <w:t>2026-10-02</w:t>
       <w:br/>
       <w:br/>
     </w:r>

--- a/tillsyn/S 3506-2024 tillsynsbegäran.docx
+++ b/tillsyn/S 3506-2024 tillsynsbegäran.docx
@@ -2436,7 +2436,7 @@
     <w:r>
       <w:tab/>
       <w:tab/>
-      <w:t>2026-10-02</w:t>
+      <w:t>2026-10-03</w:t>
       <w:br/>
       <w:br/>
     </w:r>

--- a/tillsyn/S 3506-2024 tillsynsbegäran.docx
+++ b/tillsyn/S 3506-2024 tillsynsbegäran.docx
@@ -2436,7 +2436,7 @@
     <w:r>
       <w:tab/>
       <w:tab/>
-      <w:t>2026-10-03</w:t>
+      <w:t>2026-10-04</w:t>
       <w:br/>
       <w:br/>
     </w:r>

--- a/tillsyn/S 3506-2024 tillsynsbegäran.docx
+++ b/tillsyn/S 3506-2024 tillsynsbegäran.docx
@@ -2436,7 +2436,7 @@
     <w:r>
       <w:tab/>
       <w:tab/>
-      <w:t>2026-10-04</w:t>
+      <w:t>2026-10-05</w:t>
       <w:br/>
       <w:br/>
     </w:r>

--- a/tillsyn/S 3506-2024 tillsynsbegäran.docx
+++ b/tillsyn/S 3506-2024 tillsynsbegäran.docx
@@ -2436,7 +2436,7 @@
     <w:r>
       <w:tab/>
       <w:tab/>
-      <w:t>2026-10-05</w:t>
+      <w:t>2026-10-06</w:t>
       <w:br/>
       <w:br/>
     </w:r>

--- a/tillsyn/S 3506-2024 tillsynsbegäran.docx
+++ b/tillsyn/S 3506-2024 tillsynsbegäran.docx
@@ -2436,7 +2436,7 @@
     <w:r>
       <w:tab/>
       <w:tab/>
-      <w:t>2026-10-06</w:t>
+      <w:t>2026-10-07</w:t>
       <w:br/>
       <w:br/>
     </w:r>

--- a/tillsyn/S 3506-2024 tillsynsbegäran.docx
+++ b/tillsyn/S 3506-2024 tillsynsbegäran.docx
@@ -2436,7 +2436,7 @@
     <w:r>
       <w:tab/>
       <w:tab/>
-      <w:t>2026-10-07</w:t>
+      <w:t>2026-10-08</w:t>
       <w:br/>
       <w:br/>
     </w:r>

--- a/tillsyn/S 3506-2024 tillsynsbegäran.docx
+++ b/tillsyn/S 3506-2024 tillsynsbegäran.docx
@@ -2436,7 +2436,7 @@
     <w:r>
       <w:tab/>
       <w:tab/>
-      <w:t>2026-10-08</w:t>
+      <w:t>2026-10-09</w:t>
       <w:br/>
       <w:br/>
     </w:r>

--- a/tillsyn/S 3506-2024 tillsynsbegäran.docx
+++ b/tillsyn/S 3506-2024 tillsynsbegäran.docx
@@ -2436,7 +2436,7 @@
     <w:r>
       <w:tab/>
       <w:tab/>
-      <w:t>2026-10-09</w:t>
+      <w:t>2026-10-10</w:t>
       <w:br/>
       <w:br/>
     </w:r>

--- a/tillsyn/S 3506-2024 tillsynsbegäran.docx
+++ b/tillsyn/S 3506-2024 tillsynsbegäran.docx
@@ -2436,7 +2436,7 @@
     <w:r>
       <w:tab/>
       <w:tab/>
-      <w:t>2026-10-10</w:t>
+      <w:t>2026-10-11</w:t>
       <w:br/>
       <w:br/>
     </w:r>

--- a/tillsyn/S 3506-2024 tillsynsbegäran.docx
+++ b/tillsyn/S 3506-2024 tillsynsbegäran.docx
@@ -2436,7 +2436,7 @@
     <w:r>
       <w:tab/>
       <w:tab/>
-      <w:t>2026-10-11</w:t>
+      <w:t>2026-10-12</w:t>
       <w:br/>
       <w:br/>
     </w:r>

--- a/tillsyn/S 3506-2024 tillsynsbegäran.docx
+++ b/tillsyn/S 3506-2024 tillsynsbegäran.docx
@@ -2436,7 +2436,7 @@
     <w:r>
       <w:tab/>
       <w:tab/>
-      <w:t>2026-10-12</w:t>
+      <w:t>2026-10-13</w:t>
       <w:br/>
       <w:br/>
     </w:r>

--- a/tillsyn/S 3506-2024 tillsynsbegäran.docx
+++ b/tillsyn/S 3506-2024 tillsynsbegäran.docx
@@ -2436,7 +2436,7 @@
     <w:r>
       <w:tab/>
       <w:tab/>
-      <w:t>2026-10-13</w:t>
+      <w:t>2026-10-14</w:t>
       <w:br/>
       <w:br/>
     </w:r>

--- a/tillsyn/S 3506-2024 tillsynsbegäran.docx
+++ b/tillsyn/S 3506-2024 tillsynsbegäran.docx
@@ -2436,7 +2436,7 @@
     <w:r>
       <w:tab/>
       <w:tab/>
-      <w:t>2026-10-14</w:t>
+      <w:t>2026-10-15</w:t>
       <w:br/>
       <w:br/>
     </w:r>

--- a/tillsyn/S 3506-2024 tillsynsbegäran.docx
+++ b/tillsyn/S 3506-2024 tillsynsbegäran.docx
@@ -2436,7 +2436,7 @@
     <w:r>
       <w:tab/>
       <w:tab/>
-      <w:t>2026-10-15</w:t>
+      <w:t>2026-10-16</w:t>
       <w:br/>
       <w:br/>
     </w:r>

--- a/tillsyn/S 3506-2024 tillsynsbegäran.docx
+++ b/tillsyn/S 3506-2024 tillsynsbegäran.docx
@@ -2436,7 +2436,7 @@
     <w:r>
       <w:tab/>
       <w:tab/>
-      <w:t>2026-10-16</w:t>
+      <w:t>2026-10-17</w:t>
       <w:br/>
       <w:br/>
     </w:r>

--- a/tillsyn/S 3506-2024 tillsynsbegäran.docx
+++ b/tillsyn/S 3506-2024 tillsynsbegäran.docx
@@ -2436,7 +2436,7 @@
     <w:r>
       <w:tab/>
       <w:tab/>
-      <w:t>2026-10-17</w:t>
+      <w:t>2026-10-18</w:t>
       <w:br/>
       <w:br/>
     </w:r>

--- a/tillsyn/S 3506-2024 tillsynsbegäran.docx
+++ b/tillsyn/S 3506-2024 tillsynsbegäran.docx
@@ -2436,7 +2436,7 @@
     <w:r>
       <w:tab/>
       <w:tab/>
-      <w:t>2026-10-18</w:t>
+      <w:t>2026-10-19</w:t>
       <w:br/>
       <w:br/>
     </w:r>

--- a/tillsyn/S 3506-2024 tillsynsbegäran.docx
+++ b/tillsyn/S 3506-2024 tillsynsbegäran.docx
@@ -2436,7 +2436,7 @@
     <w:r>
       <w:tab/>
       <w:tab/>
-      <w:t>2026-10-19</w:t>
+      <w:t>2026-10-20</w:t>
       <w:br/>
       <w:br/>
     </w:r>

--- a/tillsyn/S 3506-2024 tillsynsbegäran.docx
+++ b/tillsyn/S 3506-2024 tillsynsbegäran.docx
@@ -2436,7 +2436,7 @@
     <w:r>
       <w:tab/>
       <w:tab/>
-      <w:t>2026-10-20</w:t>
+      <w:t>2026-10-21</w:t>
       <w:br/>
       <w:br/>
     </w:r>

--- a/tillsyn/S 3506-2024 tillsynsbegäran.docx
+++ b/tillsyn/S 3506-2024 tillsynsbegäran.docx
@@ -2436,7 +2436,7 @@
     <w:r>
       <w:tab/>
       <w:tab/>
-      <w:t>2026-10-21</w:t>
+      <w:t>2026-10-22</w:t>
       <w:br/>
       <w:br/>
     </w:r>

--- a/tillsyn/S 3506-2024 tillsynsbegäran.docx
+++ b/tillsyn/S 3506-2024 tillsynsbegäran.docx
@@ -2436,7 +2436,7 @@
     <w:r>
       <w:tab/>
       <w:tab/>
-      <w:t>2026-10-22</w:t>
+      <w:t>2026-10-23</w:t>
       <w:br/>
       <w:br/>
     </w:r>

--- a/tillsyn/S 3506-2024 tillsynsbegäran.docx
+++ b/tillsyn/S 3506-2024 tillsynsbegäran.docx
@@ -2436,7 +2436,7 @@
     <w:r>
       <w:tab/>
       <w:tab/>
-      <w:t>2026-10-23</w:t>
+      <w:t>2026-10-24</w:t>
       <w:br/>
       <w:br/>
     </w:r>

--- a/tillsyn/S 3506-2024 tillsynsbegäran.docx
+++ b/tillsyn/S 3506-2024 tillsynsbegäran.docx
@@ -2436,7 +2436,7 @@
     <w:r>
       <w:tab/>
       <w:tab/>
-      <w:t>2026-10-24</w:t>
+      <w:t>2026-10-25</w:t>
       <w:br/>
       <w:br/>
     </w:r>

--- a/tillsyn/S 3506-2024 tillsynsbegäran.docx
+++ b/tillsyn/S 3506-2024 tillsynsbegäran.docx
@@ -2436,7 +2436,7 @@
     <w:r>
       <w:tab/>
       <w:tab/>
-      <w:t>2026-10-25</w:t>
+      <w:t>2026-10-26</w:t>
       <w:br/>
       <w:br/>
     </w:r>

--- a/tillsyn/S 3506-2024 tillsynsbegäran.docx
+++ b/tillsyn/S 3506-2024 tillsynsbegäran.docx
@@ -2436,7 +2436,7 @@
     <w:r>
       <w:tab/>
       <w:tab/>
-      <w:t>2026-10-26</w:t>
+      <w:t>2026-10-27</w:t>
       <w:br/>
       <w:br/>
     </w:r>

--- a/tillsyn/S 3506-2024 tillsynsbegäran.docx
+++ b/tillsyn/S 3506-2024 tillsynsbegäran.docx
@@ -2436,7 +2436,7 @@
     <w:r>
       <w:tab/>
       <w:tab/>
-      <w:t>2026-10-27</w:t>
+      <w:t>2026-10-28</w:t>
       <w:br/>
       <w:br/>
     </w:r>

--- a/tillsyn/S 3506-2024 tillsynsbegäran.docx
+++ b/tillsyn/S 3506-2024 tillsynsbegäran.docx
@@ -2436,7 +2436,7 @@
     <w:r>
       <w:tab/>
       <w:tab/>
-      <w:t>2026-10-28</w:t>
+      <w:t>2026-10-29</w:t>
       <w:br/>
       <w:br/>
     </w:r>

--- a/tillsyn/S 3506-2024 tillsynsbegäran.docx
+++ b/tillsyn/S 3506-2024 tillsynsbegäran.docx
@@ -2436,7 +2436,7 @@
     <w:r>
       <w:tab/>
       <w:tab/>
-      <w:t>2026-10-29</w:t>
+      <w:t>2026-10-31</w:t>
       <w:br/>
       <w:br/>
     </w:r>
